--- a/synthetic/output/incentive_rules/incentive_rules.docx
+++ b/synthetic/output/incentive_rules/incentive_rules.docx
@@ -156,7 +156,7 @@
           </w:tcPr>
           <w:p>
             <w:r>
-              <w:t>0</w:t>
+              <w:t>50000</w:t>
             </w:r>
           </w:p>
         </w:tc>
@@ -166,7 +166,7 @@
           </w:tcPr>
           <w:p>
             <w:r>
-              <w:t>6.0</w:t>
+              <w:t>3.0</w:t>
             </w:r>
           </w:p>
         </w:tc>
@@ -248,7 +248,7 @@
           </w:tcPr>
           <w:p>
             <w:r>
-              <w:t>6.0</w:t>
+              <w:t>5.0</w:t>
             </w:r>
           </w:p>
         </w:tc>
@@ -402,7 +402,7 @@
           </w:tcPr>
           <w:p>
             <w:r>
-              <w:t>0</w:t>
+              <w:t>50000</w:t>
             </w:r>
           </w:p>
         </w:tc>
@@ -412,7 +412,7 @@
           </w:tcPr>
           <w:p>
             <w:r>
-              <w:t>3.0</w:t>
+              <w:t>6.0</w:t>
             </w:r>
           </w:p>
         </w:tc>
@@ -484,7 +484,7 @@
           </w:tcPr>
           <w:p>
             <w:r>
-              <w:t>100000</w:t>
+              <w:t>50000</w:t>
             </w:r>
           </w:p>
         </w:tc>
@@ -494,7 +494,7 @@
           </w:tcPr>
           <w:p>
             <w:r>
-              <w:t>4.0</w:t>
+              <w:t>6.0</w:t>
             </w:r>
           </w:p>
         </w:tc>
@@ -566,7 +566,7 @@
           </w:tcPr>
           <w:p>
             <w:r>
-              <w:t>0</w:t>
+              <w:t>100000</w:t>
             </w:r>
           </w:p>
         </w:tc>
@@ -576,7 +576,7 @@
           </w:tcPr>
           <w:p>
             <w:r>
-              <w:t>6.0</w:t>
+              <w:t>7.5</w:t>
             </w:r>
           </w:p>
         </w:tc>
@@ -648,7 +648,7 @@
           </w:tcPr>
           <w:p>
             <w:r>
-              <w:t>50000</w:t>
+              <w:t>0</w:t>
             </w:r>
           </w:p>
         </w:tc>
@@ -730,7 +730,7 @@
           </w:tcPr>
           <w:p>
             <w:r>
-              <w:t>100000</w:t>
+              <w:t>50000</w:t>
             </w:r>
           </w:p>
         </w:tc>
@@ -740,7 +740,7 @@
           </w:tcPr>
           <w:p>
             <w:r>
-              <w:t>3.0</w:t>
+              <w:t>7.5</w:t>
             </w:r>
           </w:p>
         </w:tc>
@@ -822,7 +822,7 @@
           </w:tcPr>
           <w:p>
             <w:r>
-              <w:t>3.0</w:t>
+              <w:t>4.0</w:t>
             </w:r>
           </w:p>
         </w:tc>
@@ -894,7 +894,7 @@
           </w:tcPr>
           <w:p>
             <w:r>
-              <w:t>0</w:t>
+              <w:t>50000</w:t>
             </w:r>
           </w:p>
         </w:tc>
@@ -904,7 +904,7 @@
           </w:tcPr>
           <w:p>
             <w:r>
-              <w:t>4.0</w:t>
+              <w:t>5.0</w:t>
             </w:r>
           </w:p>
         </w:tc>
@@ -976,7 +976,7 @@
           </w:tcPr>
           <w:p>
             <w:r>
-              <w:t>100000</w:t>
+              <w:t>0</w:t>
             </w:r>
           </w:p>
         </w:tc>
@@ -986,7 +986,7 @@
           </w:tcPr>
           <w:p>
             <w:r>
-              <w:t>7.5</w:t>
+              <w:t>6.0</w:t>
             </w:r>
           </w:p>
         </w:tc>
@@ -1140,7 +1140,7 @@
           </w:tcPr>
           <w:p>
             <w:r>
-              <w:t>0</w:t>
+              <w:t>100000</w:t>
             </w:r>
           </w:p>
         </w:tc>
@@ -1150,7 +1150,7 @@
           </w:tcPr>
           <w:p>
             <w:r>
-              <w:t>3.0</w:t>
+              <w:t>6.0</w:t>
             </w:r>
           </w:p>
         </w:tc>
@@ -1232,7 +1232,7 @@
           </w:tcPr>
           <w:p>
             <w:r>
-              <w:t>5.0</w:t>
+              <w:t>4.0</w:t>
             </w:r>
           </w:p>
         </w:tc>
@@ -1304,7 +1304,7 @@
           </w:tcPr>
           <w:p>
             <w:r>
-              <w:t>100000</w:t>
+              <w:t>50000</w:t>
             </w:r>
           </w:p>
         </w:tc>
@@ -1314,7 +1314,7 @@
           </w:tcPr>
           <w:p>
             <w:r>
-              <w:t>7.5</w:t>
+              <w:t>6.0</w:t>
             </w:r>
           </w:p>
         </w:tc>
@@ -1386,7 +1386,7 @@
           </w:tcPr>
           <w:p>
             <w:r>
-              <w:t>100000</w:t>
+              <w:t>50000</w:t>
             </w:r>
           </w:p>
         </w:tc>
@@ -1396,7 +1396,7 @@
           </w:tcPr>
           <w:p>
             <w:r>
-              <w:t>3.0</w:t>
+              <w:t>6.0</w:t>
             </w:r>
           </w:p>
         </w:tc>
@@ -1468,7 +1468,7 @@
           </w:tcPr>
           <w:p>
             <w:r>
-              <w:t>0</w:t>
+              <w:t>50000</w:t>
             </w:r>
           </w:p>
         </w:tc>
@@ -1478,7 +1478,7 @@
           </w:tcPr>
           <w:p>
             <w:r>
-              <w:t>5.0</w:t>
+              <w:t>3.0</w:t>
             </w:r>
           </w:p>
         </w:tc>
@@ -1550,7 +1550,7 @@
           </w:tcPr>
           <w:p>
             <w:r>
-              <w:t>0</w:t>
+              <w:t>100000</w:t>
             </w:r>
           </w:p>
         </w:tc>
@@ -1642,7 +1642,7 @@
           </w:tcPr>
           <w:p>
             <w:r>
-              <w:t>4.0</w:t>
+              <w:t>7.5</w:t>
             </w:r>
           </w:p>
         </w:tc>
@@ -1714,7 +1714,7 @@
           </w:tcPr>
           <w:p>
             <w:r>
-              <w:t>100000</w:t>
+              <w:t>0</w:t>
             </w:r>
           </w:p>
         </w:tc>
@@ -1724,7 +1724,7 @@
           </w:tcPr>
           <w:p>
             <w:r>
-              <w:t>6.0</w:t>
+              <w:t>7.5</w:t>
             </w:r>
           </w:p>
         </w:tc>
@@ -1806,7 +1806,7 @@
           </w:tcPr>
           <w:p>
             <w:r>
-              <w:t>5.0</w:t>
+              <w:t>6.0</w:t>
             </w:r>
           </w:p>
         </w:tc>
@@ -1878,7 +1878,7 @@
           </w:tcPr>
           <w:p>
             <w:r>
-              <w:t>0</w:t>
+              <w:t>100000</w:t>
             </w:r>
           </w:p>
         </w:tc>
@@ -1888,7 +1888,7 @@
           </w:tcPr>
           <w:p>
             <w:r>
-              <w:t>7.5</w:t>
+              <w:t>4.0</w:t>
             </w:r>
           </w:p>
         </w:tc>
@@ -1960,7 +1960,7 @@
           </w:tcPr>
           <w:p>
             <w:r>
-              <w:t>0</w:t>
+              <w:t>50000</w:t>
             </w:r>
           </w:p>
         </w:tc>
@@ -1970,7 +1970,7 @@
           </w:tcPr>
           <w:p>
             <w:r>
-              <w:t>7.5</w:t>
+              <w:t>5.0</w:t>
             </w:r>
           </w:p>
         </w:tc>
@@ -2042,7 +2042,7 @@
           </w:tcPr>
           <w:p>
             <w:r>
-              <w:t>50000</w:t>
+              <w:t>100000</w:t>
             </w:r>
           </w:p>
         </w:tc>
@@ -2052,7 +2052,7 @@
           </w:tcPr>
           <w:p>
             <w:r>
-              <w:t>7.5</w:t>
+              <w:t>3.0</w:t>
             </w:r>
           </w:p>
         </w:tc>
@@ -2206,7 +2206,7 @@
           </w:tcPr>
           <w:p>
             <w:r>
-              <w:t>100000</w:t>
+              <w:t>0</w:t>
             </w:r>
           </w:p>
         </w:tc>
@@ -2216,7 +2216,7 @@
           </w:tcPr>
           <w:p>
             <w:r>
-              <w:t>4.0</w:t>
+              <w:t>5.0</w:t>
             </w:r>
           </w:p>
         </w:tc>
@@ -2288,7 +2288,7 @@
           </w:tcPr>
           <w:p>
             <w:r>
-              <w:t>100000</w:t>
+              <w:t>0</w:t>
             </w:r>
           </w:p>
         </w:tc>
@@ -2298,7 +2298,7 @@
           </w:tcPr>
           <w:p>
             <w:r>
-              <w:t>3.0</w:t>
+              <w:t>5.0</w:t>
             </w:r>
           </w:p>
         </w:tc>
@@ -2380,7 +2380,7 @@
           </w:tcPr>
           <w:p>
             <w:r>
-              <w:t>5.0</w:t>
+              <w:t>4.0</w:t>
             </w:r>
           </w:p>
         </w:tc>
@@ -2452,7 +2452,7 @@
           </w:tcPr>
           <w:p>
             <w:r>
-              <w:t>0</w:t>
+              <w:t>100000</w:t>
             </w:r>
           </w:p>
         </w:tc>
@@ -2462,7 +2462,7 @@
           </w:tcPr>
           <w:p>
             <w:r>
-              <w:t>3.0</w:t>
+              <w:t>6.0</w:t>
             </w:r>
           </w:p>
         </w:tc>
@@ -2544,7 +2544,7 @@
           </w:tcPr>
           <w:p>
             <w:r>
-              <w:t>4.0</w:t>
+              <w:t>3.0</w:t>
             </w:r>
           </w:p>
         </w:tc>
